--- a/templates/bien_ban_thanh_ly.docx
+++ b/templates/bien_ban_thanh_ly.docx
@@ -40,92 +40,26 @@
             <w:r>
               <w:rPr>
                 <w:b/>
-                <w:spacing w:val="-2"/>
-                <w:w w:val="105"/>
-                <w:sz w:val="26"/>
-                <w:szCs w:val="26"/>
-              </w:rPr>
-              <w:t>HỢP</w:t>
+                <w:sz w:val="26"/>
+                <w:szCs w:val="26"/>
+              </w:rPr>
+              <w:t>{{</w:t>
             </w:r>
             <w:r>
               <w:rPr>
                 <w:b/>
-                <w:spacing w:val="-18"/>
-                <w:w w:val="105"/>
-                <w:sz w:val="26"/>
-                <w:szCs w:val="26"/>
-              </w:rPr>
-              <w:t xml:space="preserve"> </w:t>
+                <w:sz w:val="26"/>
+                <w:szCs w:val="26"/>
+              </w:rPr>
+              <w:t>tenDonViHTX</w:t>
             </w:r>
             <w:r>
               <w:rPr>
                 <w:b/>
-                <w:spacing w:val="-2"/>
-                <w:w w:val="105"/>
-                <w:sz w:val="26"/>
-                <w:szCs w:val="26"/>
-              </w:rPr>
-              <w:t>TÁC</w:t>
-            </w:r>
-            <w:r>
-              <w:rPr>
-                <w:b/>
-                <w:spacing w:val="-10"/>
-                <w:w w:val="105"/>
-                <w:sz w:val="26"/>
-                <w:szCs w:val="26"/>
-              </w:rPr>
-              <w:t xml:space="preserve"> </w:t>
-            </w:r>
-            <w:r>
-              <w:rPr>
-                <w:b/>
-                <w:spacing w:val="-2"/>
-                <w:w w:val="105"/>
-                <w:sz w:val="26"/>
-                <w:szCs w:val="26"/>
-              </w:rPr>
-              <w:t>XÃ</w:t>
-            </w:r>
-            <w:r>
-              <w:rPr>
-                <w:b/>
-                <w:spacing w:val="-7"/>
-                <w:w w:val="105"/>
-                <w:sz w:val="26"/>
-                <w:szCs w:val="26"/>
-              </w:rPr>
-              <w:t xml:space="preserve"> </w:t>
-            </w:r>
-            <w:r>
-              <w:rPr>
-                <w:b/>
-                <w:spacing w:val="-2"/>
-                <w:w w:val="105"/>
-                <w:sz w:val="26"/>
-                <w:szCs w:val="26"/>
-              </w:rPr>
-              <w:t>LÂM</w:t>
-            </w:r>
-            <w:r>
-              <w:rPr>
-                <w:b/>
-                <w:spacing w:val="-7"/>
-                <w:w w:val="105"/>
-                <w:sz w:val="26"/>
-                <w:szCs w:val="26"/>
-              </w:rPr>
-              <w:t xml:space="preserve"> </w:t>
-            </w:r>
-            <w:r>
-              <w:rPr>
-                <w:b/>
-                <w:spacing w:val="-4"/>
-                <w:w w:val="105"/>
-                <w:sz w:val="26"/>
-                <w:szCs w:val="26"/>
-              </w:rPr>
-              <w:t>MINH</w:t>
+                <w:sz w:val="26"/>
+                <w:szCs w:val="26"/>
+              </w:rPr>
+              <w:t>}}</w:t>
             </w:r>
           </w:p>
           <w:p>
@@ -152,26 +86,23 @@
                 <w:sz w:val="26"/>
                 <w:szCs w:val="26"/>
               </w:rPr>
-              <w:t>Số 7A/114, Thành Thái,</w:t>
+              <w:t>{{</w:t>
             </w:r>
-          </w:p>
-          <w:p>
-            <w:pPr>
-              <w:spacing w:after="0" w:line="240" w:lineRule="auto"/>
-              <w:jc w:val="center"/>
+            <w:r>
               <w:rPr>
                 <w:bCs/>
                 <w:sz w:val="26"/>
                 <w:szCs w:val="26"/>
               </w:rPr>
-            </w:pPr>
+              <w:t>diaChiDonViHTX</w:t>
+            </w:r>
             <w:r>
               <w:rPr>
                 <w:bCs/>
                 <w:sz w:val="26"/>
                 <w:szCs w:val="26"/>
               </w:rPr>
-              <w:t>P. Diên Hồng, TP.HCM</w:t>
+              <w:t>}}</w:t>
             </w:r>
           </w:p>
           <w:p>
@@ -185,7 +116,31 @@
                 <w:sz w:val="26"/>
                 <w:szCs w:val="26"/>
               </w:rPr>
-              <w:t>Điện thoại: 0886023434</w:t>
+              <w:t xml:space="preserve">Điện thoại: </w:t>
+            </w:r>
+            <w:r>
+              <w:rPr>
+                <w:bCs/>
+                <w:sz w:val="26"/>
+                <w:szCs w:val="26"/>
+              </w:rPr>
+              <w:t>{{</w:t>
+            </w:r>
+            <w:r>
+              <w:rPr>
+                <w:bCs/>
+                <w:sz w:val="26"/>
+                <w:szCs w:val="26"/>
+              </w:rPr>
+              <w:t>sdtDonViHTX</w:t>
+            </w:r>
+            <w:r>
+              <w:rPr>
+                <w:bCs/>
+                <w:sz w:val="26"/>
+                <w:szCs w:val="26"/>
+              </w:rPr>
+              <w:t>}}</w:t>
             </w:r>
           </w:p>
         </w:tc>
@@ -682,87 +637,7 @@
           <w:sz w:val="26"/>
           <w:szCs w:val="26"/>
         </w:rPr>
-        <w:t>HỢP</w:t>
-      </w:r>
-      <w:r>
-        <w:rPr>
-          <w:b/>
-          <w:spacing w:val="-17"/>
-          <w:w w:val="105"/>
-          <w:sz w:val="26"/>
-          <w:szCs w:val="26"/>
-        </w:rPr>
-        <w:t xml:space="preserve"> </w:t>
-      </w:r>
-      <w:r>
-        <w:rPr>
-          <w:b/>
-          <w:spacing w:val="-2"/>
-          <w:w w:val="105"/>
-          <w:sz w:val="26"/>
-          <w:szCs w:val="26"/>
-        </w:rPr>
-        <w:t>TÁC</w:t>
-      </w:r>
-      <w:r>
-        <w:rPr>
-          <w:b/>
-          <w:spacing w:val="-7"/>
-          <w:w w:val="105"/>
-          <w:sz w:val="26"/>
-          <w:szCs w:val="26"/>
-        </w:rPr>
-        <w:t xml:space="preserve"> </w:t>
-      </w:r>
-      <w:r>
-        <w:rPr>
-          <w:b/>
-          <w:spacing w:val="-2"/>
-          <w:w w:val="105"/>
-          <w:sz w:val="26"/>
-          <w:szCs w:val="26"/>
-        </w:rPr>
-        <w:t>XÃ</w:t>
-      </w:r>
-      <w:r>
-        <w:rPr>
-          <w:b/>
-          <w:spacing w:val="-5"/>
-          <w:w w:val="105"/>
-          <w:sz w:val="26"/>
-          <w:szCs w:val="26"/>
-        </w:rPr>
-        <w:t xml:space="preserve"> </w:t>
-      </w:r>
-      <w:r>
-        <w:rPr>
-          <w:b/>
-          <w:spacing w:val="-2"/>
-          <w:w w:val="105"/>
-          <w:sz w:val="26"/>
-          <w:szCs w:val="26"/>
-        </w:rPr>
-        <w:t>LÂM</w:t>
-      </w:r>
-      <w:r>
-        <w:rPr>
-          <w:b/>
-          <w:spacing w:val="-5"/>
-          <w:w w:val="105"/>
-          <w:sz w:val="26"/>
-          <w:szCs w:val="26"/>
-        </w:rPr>
-        <w:t xml:space="preserve"> </w:t>
-      </w:r>
-      <w:r>
-        <w:rPr>
-          <w:b/>
-          <w:spacing w:val="-4"/>
-          <w:w w:val="105"/>
-          <w:sz w:val="26"/>
-          <w:szCs w:val="26"/>
-        </w:rPr>
-        <w:t>MINH</w:t>
+        <w:t>{{tenDonViHTX}}</w:t>
       </w:r>
     </w:p>
     <w:p>
@@ -813,53 +688,21 @@
           <w:sz w:val="26"/>
           <w:szCs w:val="26"/>
         </w:rPr>
-        <w:t>Bà</w:t>
-      </w:r>
-      <w:r>
-        <w:rPr>
-          <w:spacing w:val="3"/>
-          <w:sz w:val="26"/>
-          <w:szCs w:val="26"/>
-        </w:rPr>
-        <w:t xml:space="preserve"> </w:t>
-      </w:r>
-      <w:r>
-        <w:rPr>
-          <w:sz w:val="26"/>
-          <w:szCs w:val="26"/>
-        </w:rPr>
-        <w:t>Nguyễn</w:t>
-      </w:r>
-      <w:r>
-        <w:rPr>
-          <w:spacing w:val="-1"/>
-          <w:sz w:val="26"/>
-          <w:szCs w:val="26"/>
-        </w:rPr>
-        <w:t xml:space="preserve"> </w:t>
-      </w:r>
-      <w:r>
-        <w:rPr>
-          <w:sz w:val="26"/>
-          <w:szCs w:val="26"/>
-        </w:rPr>
-        <w:t>Thúy</w:t>
-      </w:r>
-      <w:r>
-        <w:rPr>
-          <w:spacing w:val="4"/>
-          <w:sz w:val="26"/>
-          <w:szCs w:val="26"/>
-        </w:rPr>
-        <w:t xml:space="preserve"> </w:t>
-      </w:r>
-      <w:r>
-        <w:rPr>
-          <w:spacing w:val="-4"/>
-          <w:sz w:val="26"/>
-          <w:szCs w:val="26"/>
-        </w:rPr>
-        <w:t>Diễm</w:t>
+        <w:t>{{</w:t>
+      </w:r>
+      <w:r>
+        <w:rPr>
+          <w:sz w:val="26"/>
+          <w:szCs w:val="26"/>
+        </w:rPr>
+        <w:t>nguoiDaiDienDonViHTX</w:t>
+      </w:r>
+      <w:r>
+        <w:rPr>
+          <w:sz w:val="26"/>
+          <w:szCs w:val="26"/>
+        </w:rPr>
+        <w:t>}}</w:t>
       </w:r>
       <w:r>
         <w:rPr>
@@ -897,23 +740,21 @@
           <w:sz w:val="26"/>
           <w:szCs w:val="26"/>
         </w:rPr>
-        <w:t>Giám</w:t>
-      </w:r>
-      <w:r>
-        <w:rPr>
-          <w:spacing w:val="10"/>
-          <w:sz w:val="26"/>
-          <w:szCs w:val="26"/>
-        </w:rPr>
-        <w:t xml:space="preserve"> </w:t>
-      </w:r>
-      <w:r>
-        <w:rPr>
-          <w:spacing w:val="-5"/>
-          <w:sz w:val="26"/>
-          <w:szCs w:val="26"/>
-        </w:rPr>
-        <w:t>đốc</w:t>
+        <w:t>{{</w:t>
+      </w:r>
+      <w:r>
+        <w:rPr>
+          <w:sz w:val="26"/>
+          <w:szCs w:val="26"/>
+        </w:rPr>
+        <w:t>chucVuNguoiDaiDienDonViHTX</w:t>
+      </w:r>
+      <w:r>
+        <w:rPr>
+          <w:sz w:val="26"/>
+          <w:szCs w:val="26"/>
+        </w:rPr>
+        <w:t>}}</w:t>
       </w:r>
     </w:p>
     <w:p>
@@ -934,7 +775,14 @@
           <w:sz w:val="26"/>
           <w:szCs w:val="26"/>
         </w:rPr>
-        <w:t xml:space="preserve">Địa chỉ: Số 7A/114, Thành Thái, Phường Diên Hồng, Thành phố Hồ Chí Minh, Việt Nam </w:t>
+        <w:t xml:space="preserve">Địa chỉ: </w:t>
+      </w:r>
+      <w:r>
+        <w:rPr>
+          <w:sz w:val="26"/>
+          <w:szCs w:val="26"/>
+        </w:rPr>
+        <w:t>{{diaChiDonViHTX}}</w:t>
       </w:r>
     </w:p>
     <w:p>
@@ -955,7 +803,154 @@
           <w:sz w:val="26"/>
           <w:szCs w:val="26"/>
         </w:rPr>
-        <w:t>Điện thoại: 0886023434</w:t>
+        <w:t xml:space="preserve">Điện thoại: </w:t>
+      </w:r>
+      <w:r>
+        <w:rPr>
+          <w:sz w:val="26"/>
+          <w:szCs w:val="26"/>
+        </w:rPr>
+        <w:t>{{sdtDonViHTX}}</w:t>
+      </w:r>
+    </w:p>
+    <w:p>
+      <w:pPr>
+        <w:pStyle w:val="ListParagraph"/>
+        <w:numPr>
+          <w:ilvl w:val="0"/>
+          <w:numId w:val="2"/>
+        </w:numPr>
+        <w:tabs>
+          <w:tab w:val="left" w:pos="5529"/>
+        </w:tabs>
+        <w:spacing w:after="0" w:line="276" w:lineRule="auto"/>
+        <w:rPr>
+          <w:sz w:val="26"/>
+          <w:szCs w:val="26"/>
+        </w:rPr>
+      </w:pPr>
+      <w:r>
+        <w:rPr>
+          <w:sz w:val="26"/>
+          <w:szCs w:val="26"/>
+        </w:rPr>
+        <w:t>Giấy</w:t>
+      </w:r>
+      <w:r>
+        <w:rPr>
+          <w:spacing w:val="18"/>
+          <w:sz w:val="26"/>
+          <w:szCs w:val="26"/>
+        </w:rPr>
+        <w:t xml:space="preserve"> </w:t>
+      </w:r>
+      <w:r>
+        <w:rPr>
+          <w:sz w:val="26"/>
+          <w:szCs w:val="26"/>
+        </w:rPr>
+        <w:t>CNĐKKD</w:t>
+      </w:r>
+      <w:r>
+        <w:rPr>
+          <w:spacing w:val="18"/>
+          <w:sz w:val="26"/>
+          <w:szCs w:val="26"/>
+        </w:rPr>
+        <w:t xml:space="preserve"> </w:t>
+      </w:r>
+      <w:r>
+        <w:rPr>
+          <w:spacing w:val="-5"/>
+          <w:sz w:val="26"/>
+          <w:szCs w:val="26"/>
+        </w:rPr>
+        <w:t>Số:</w:t>
+      </w:r>
+      <w:r>
+        <w:rPr>
+          <w:spacing w:val="-5"/>
+          <w:sz w:val="26"/>
+          <w:szCs w:val="26"/>
+        </w:rPr>
+        <w:t xml:space="preserve"> {{</w:t>
+      </w:r>
+      <w:r>
+        <w:rPr>
+          <w:spacing w:val="-5"/>
+          <w:sz w:val="26"/>
+          <w:szCs w:val="26"/>
+        </w:rPr>
+        <w:t>soGiayPhepKDDonViHTX</w:t>
+      </w:r>
+      <w:r>
+        <w:rPr>
+          <w:spacing w:val="-5"/>
+          <w:sz w:val="26"/>
+          <w:szCs w:val="26"/>
+        </w:rPr>
+        <w:t>}}</w:t>
+      </w:r>
+      <w:r>
+        <w:rPr>
+          <w:sz w:val="26"/>
+          <w:szCs w:val="26"/>
+        </w:rPr>
+        <w:tab/>
+      </w:r>
+      <w:r>
+        <w:rPr>
+          <w:sz w:val="26"/>
+          <w:szCs w:val="26"/>
+        </w:rPr>
+        <w:tab/>
+      </w:r>
+      <w:r>
+        <w:rPr>
+          <w:sz w:val="26"/>
+          <w:szCs w:val="26"/>
+        </w:rPr>
+        <w:t>Ngày</w:t>
+      </w:r>
+      <w:r>
+        <w:rPr>
+          <w:spacing w:val="14"/>
+          <w:sz w:val="26"/>
+          <w:szCs w:val="26"/>
+        </w:rPr>
+        <w:t xml:space="preserve"> </w:t>
+      </w:r>
+      <w:r>
+        <w:rPr>
+          <w:spacing w:val="-4"/>
+          <w:sz w:val="26"/>
+          <w:szCs w:val="26"/>
+        </w:rPr>
+        <w:t>cấp:</w:t>
+      </w:r>
+      <w:r>
+        <w:rPr>
+          <w:spacing w:val="-4"/>
+          <w:sz w:val="26"/>
+          <w:szCs w:val="26"/>
+        </w:rPr>
+        <w:t xml:space="preserve"> {{</w:t>
+      </w:r>
+      <w:r>
+        <w:rPr>
+          <w:spacing w:val="-4"/>
+          <w:sz w:val="26"/>
+          <w:szCs w:val="26"/>
+        </w:rPr>
+        <w:t>ngayCapGiayPhepKDDonViHTX</w:t>
+      </w:r>
+      <w:r>
+        <w:rPr>
+          <w:spacing w:val="-4"/>
+          <w:sz w:val="26"/>
+          <w:szCs w:val="26"/>
+        </w:rPr>
+        <w:t>}}</w:t>
       </w:r>
     </w:p>
     <w:p>
@@ -976,62 +971,31 @@
           <w:sz w:val="26"/>
           <w:szCs w:val="26"/>
         </w:rPr>
-        <w:t>Giấy</w:t>
-      </w:r>
-      <w:r>
-        <w:rPr>
-          <w:spacing w:val="18"/>
-          <w:sz w:val="26"/>
-          <w:szCs w:val="26"/>
-        </w:rPr>
-        <w:t xml:space="preserve"> </w:t>
-      </w:r>
-      <w:r>
-        <w:rPr>
-          <w:sz w:val="26"/>
-          <w:szCs w:val="26"/>
-        </w:rPr>
-        <w:t>CNĐKKD</w:t>
-      </w:r>
-      <w:r>
-        <w:rPr>
-          <w:spacing w:val="18"/>
-          <w:sz w:val="26"/>
-          <w:szCs w:val="26"/>
-        </w:rPr>
-        <w:t xml:space="preserve"> </w:t>
-      </w:r>
-      <w:r>
-        <w:rPr>
-          <w:spacing w:val="-5"/>
-          <w:sz w:val="26"/>
-          <w:szCs w:val="26"/>
-        </w:rPr>
-        <w:t>Số:</w:t>
-      </w:r>
-      <w:r>
-        <w:rPr>
-          <w:sz w:val="26"/>
-          <w:szCs w:val="26"/>
-        </w:rPr>
-        <w:tab/>
-        <w:t>Ngày</w:t>
-      </w:r>
-      <w:r>
-        <w:rPr>
-          <w:spacing w:val="14"/>
-          <w:sz w:val="26"/>
-          <w:szCs w:val="26"/>
-        </w:rPr>
-        <w:t xml:space="preserve"> </w:t>
-      </w:r>
-      <w:r>
-        <w:rPr>
-          <w:spacing w:val="-4"/>
-          <w:sz w:val="26"/>
-          <w:szCs w:val="26"/>
-        </w:rPr>
-        <w:t>cấp:</w:t>
+        <w:t xml:space="preserve">Nơi cấp: </w:t>
+      </w:r>
+      <w:r>
+        <w:rPr>
+          <w:sz w:val="26"/>
+          <w:szCs w:val="26"/>
+        </w:rPr>
+        <w:t>{{</w:t>
+      </w:r>
+      <w:r>
+        <w:t xml:space="preserve"> </w:t>
+      </w:r>
+      <w:r>
+        <w:rPr>
+          <w:sz w:val="26"/>
+          <w:szCs w:val="26"/>
+        </w:rPr>
+        <w:t xml:space="preserve">noiCapGiayPhepKDDonViHTX </w:t>
+      </w:r>
+      <w:r>
+        <w:rPr>
+          <w:sz w:val="26"/>
+          <w:szCs w:val="26"/>
+        </w:rPr>
+        <w:t>}}</w:t>
       </w:r>
     </w:p>
     <w:p>
@@ -1052,7 +1016,14 @@
           <w:sz w:val="26"/>
           <w:szCs w:val="26"/>
         </w:rPr>
-        <w:t>Nơi cấp: UBND Phường Diên Hồng - Phòng Kinh Tế, Hạ Tầng và Đô Thị MST: 0319199414</w:t>
+        <w:t xml:space="preserve">MST: </w:t>
+      </w:r>
+      <w:r>
+        <w:rPr>
+          <w:sz w:val="26"/>
+          <w:szCs w:val="26"/>
+        </w:rPr>
+        <w:t>{{soGiayPhepKDDonViHTX}}</w:t>
       </w:r>
     </w:p>
     <w:p>
@@ -4121,6 +4092,7 @@
           <w:sz w:val="26"/>
           <w:szCs w:val="26"/>
         </w:rPr>
+        <w:lastRenderedPageBreak/>
         <w:t xml:space="preserve">4. </w:t>
       </w:r>
       <w:r>
@@ -4138,17 +4110,7 @@
           <w:sz w:val="26"/>
           <w:szCs w:val="26"/>
         </w:rPr>
-        <w:t xml:space="preserve">ngày{{ngayThanhLyHopDong_dd}}, tháng {{ngayThanhLyHopDong_MM}}, năm </w:t>
-      </w:r>
-      <w:r>
-        <w:rPr>
-          <w:b/>
-          <w:w w:val="105"/>
-          <w:sz w:val="26"/>
-          <w:szCs w:val="26"/>
-        </w:rPr>
-        <w:lastRenderedPageBreak/>
-        <w:t>{{ngayThanhLyHopDong_yyyy}}</w:t>
+        <w:t>ngày{{ngayThanhLyHopDong_dd}}, tháng {{ngayThanhLyHopDong_MM}}, năm {{ngayThanhLyHopDong_yyyy}}</w:t>
       </w:r>
       <w:r>
         <w:rPr>
@@ -4302,16 +4264,7 @@
                 <w:sz w:val="26"/>
                 <w:szCs w:val="26"/>
               </w:rPr>
-              <w:t>NGUYỄN THÚY</w:t>
-            </w:r>
-            <w:r>
-              <w:rPr>
-                <w:b/>
-                <w:spacing w:val="-4"/>
-                <w:sz w:val="26"/>
-                <w:szCs w:val="26"/>
-              </w:rPr>
-              <w:t xml:space="preserve"> DIỄM</w:t>
+              <w:t>{{nguoiDaiDienDonViHTX}}</w:t>
             </w:r>
           </w:p>
         </w:tc>

--- a/templates/bien_ban_thanh_ly.docx
+++ b/templates/bien_ban_thanh_ly.docx
@@ -440,7 +440,31 @@
                 <w:sz w:val="26"/>
                 <w:szCs w:val="26"/>
               </w:rPr>
-              <w:t>TP HCM, Ngày {{ngayThanhLyHopDong_dd}}, tháng {{ngayThanhLyHopDong_MM}}, năm {{ngayThanhLyHopDong_yyyy}</w:t>
+              <w:t>{{</w:t>
+            </w:r>
+            <w:r>
+              <w:rPr>
+                <w:i/>
+                <w:sz w:val="26"/>
+                <w:szCs w:val="26"/>
+              </w:rPr>
+              <w:t>tinhThanh</w:t>
+            </w:r>
+            <w:r>
+              <w:rPr>
+                <w:i/>
+                <w:sz w:val="26"/>
+                <w:szCs w:val="26"/>
+              </w:rPr>
+              <w:t>}}</w:t>
+            </w:r>
+            <w:r>
+              <w:rPr>
+                <w:i/>
+                <w:sz w:val="26"/>
+                <w:szCs w:val="26"/>
+              </w:rPr>
+              <w:t>, Ngày {{ngayThanhLyHopDong_dd}}, tháng {{ngayThanhLyHopDong_MM}}, năm {{ngayThanhLyHopDong_yyyy}</w:t>
             </w:r>
             <w:r>
               <w:rPr>
@@ -695,7 +719,7 @@
           <w:sz w:val="26"/>
           <w:szCs w:val="26"/>
         </w:rPr>
-        <w:t>nguoiDaiDienDonViHTX</w:t>
+        <w:t>nguoiDaiDienKyTen</w:t>
       </w:r>
       <w:r>
         <w:rPr>
@@ -4264,7 +4288,23 @@
                 <w:sz w:val="26"/>
                 <w:szCs w:val="26"/>
               </w:rPr>
-              <w:t>{{nguoiDaiDienDonViHTX}}</w:t>
+              <w:t>{{</w:t>
+            </w:r>
+            <w:r>
+              <w:rPr>
+                <w:b/>
+                <w:sz w:val="26"/>
+                <w:szCs w:val="26"/>
+              </w:rPr>
+              <w:t>nguoiDaiDienKyTen</w:t>
+            </w:r>
+            <w:r>
+              <w:rPr>
+                <w:b/>
+                <w:sz w:val="26"/>
+                <w:szCs w:val="26"/>
+              </w:rPr>
+              <w:t>}}</w:t>
             </w:r>
           </w:p>
         </w:tc>
